--- a/Files/02 - Shemos/02 - Vaeira/5784/Vaeira 5784.docx
+++ b/Files/02 - Shemos/02 - Vaeira/5784/Vaeira 5784.docx
@@ -3105,7 +3105,7 @@
         <w:rPr>
           <w:rFonts w:ascii="Times New Roman" w:hAnsi="Times New Roman" w:cs="Times New Roman"/>
         </w:rPr>
-        <w:t>Hashem to</w:t>
+        <w:t xml:space="preserve">Hashem to </w:t>
       </w:r>
       <w:r>
         <w:rPr>

--- a/Files/02 - Shemos/02 - Vaeira/5784/Vaeira 5784.docx
+++ b/Files/02 - Shemos/02 - Vaeira/5784/Vaeira 5784.docx
@@ -1491,7 +1491,7 @@
           <w:rFonts w:ascii="Times New Roman" w:hAnsi="Times New Roman" w:cs="Times New Roman"/>
           <w:rtl/>
         </w:rPr>
-        <w:t>"</w:t>
+        <w:t>״</w:t>
       </w:r>
       <w:r>
         <w:rPr>
